--- a/docs/MODULES/Portal.docx
+++ b/docs/MODULES/Portal.docx
@@ -31,6 +31,8 @@
     <w:p>
       <w:pPr>
         <w:pStyle w:val="FirstParagraph"/>
+        <w:spacing w:after="160" w:line="276" w:lineRule="auto"/>
+        <w:jc w:val="left"/>
       </w:pPr>
       <w:r>
         <w:t xml:space="preserve">Customer self-service</w:t>
@@ -72,6 +74,8 @@
           <w:ilvl w:val="0"/>
           <w:numId w:val="1001"/>
         </w:numPr>
+        <w:spacing w:after="160" w:line="276" w:lineRule="auto"/>
+        <w:jc w:val="left"/>
       </w:pPr>
       <w:r>
         <w:t xml:space="preserve">Portal users (</w:t>
@@ -117,6 +121,8 @@
           <w:ilvl w:val="0"/>
           <w:numId w:val="1001"/>
         </w:numPr>
+        <w:spacing w:after="160" w:line="276" w:lineRule="auto"/>
+        <w:jc w:val="left"/>
       </w:pPr>
       <w:r>
         <w:t xml:space="preserve">Transfers may execute immediately or create a</w:t>
@@ -154,6 +160,8 @@
           <w:ilvl w:val="0"/>
           <w:numId w:val="1001"/>
         </w:numPr>
+        <w:spacing w:after="160" w:line="276" w:lineRule="auto"/>
+        <w:jc w:val="left"/>
       </w:pPr>
       <w:r>
         <w:t xml:space="preserve">Staff with accounts write access resolve pending items; history on</w:t>
@@ -168,6 +176,8 @@
     <w:p>
       <w:pPr>
         <w:pStyle w:val="FirstParagraph"/>
+        <w:spacing w:after="160" w:line="276" w:lineRule="auto"/>
+        <w:jc w:val="left"/>
       </w:pPr>
       <w:r>
         <w:rPr>
@@ -218,6 +228,8 @@
     <w:p>
       <w:pPr>
         <w:pStyle w:val="FirstParagraph"/>
+        <w:spacing w:after="160" w:line="276" w:lineRule="auto"/>
+        <w:jc w:val="left"/>
       </w:pPr>
       <w:r>
         <w:t xml:space="preserve">Let customers bank online; escalate risky transfers to staff.</w:t>
@@ -249,6 +261,8 @@
           <w:ilvl w:val="0"/>
           <w:numId w:val="1002"/>
         </w:numPr>
+        <w:spacing w:after="160" w:line="276" w:lineRule="auto"/>
+        <w:jc w:val="left"/>
       </w:pPr>
       <w:r>
         <w:t xml:space="preserve">Login → routed to</w:t>
@@ -273,6 +287,8 @@
           <w:ilvl w:val="0"/>
           <w:numId w:val="1002"/>
         </w:numPr>
+        <w:spacing w:after="160" w:line="276" w:lineRule="auto"/>
+        <w:jc w:val="left"/>
       </w:pPr>
       <w:r>
         <w:t xml:space="preserve">View account / transactions.</w:t>
@@ -285,6 +301,8 @@
           <w:ilvl w:val="0"/>
           <w:numId w:val="1002"/>
         </w:numPr>
+        <w:spacing w:after="160" w:line="276" w:lineRule="auto"/>
+        <w:jc w:val="left"/>
       </w:pPr>
       <w:r>
         <w:t xml:space="preserve">Manage beneficiaries; submit transfer (beneficiary or quick account #).</w:t>
@@ -297,6 +315,8 @@
           <w:ilvl w:val="0"/>
           <w:numId w:val="1002"/>
         </w:numPr>
+        <w:spacing w:after="160" w:line="276" w:lineRule="auto"/>
+        <w:jc w:val="left"/>
       </w:pPr>
       <w:r>
         <w:t xml:space="preserve">Outcome:</w:t>
@@ -346,6 +366,8 @@
           <w:ilvl w:val="0"/>
           <w:numId w:val="1003"/>
         </w:numPr>
+        <w:spacing w:after="160" w:line="276" w:lineRule="auto"/>
+        <w:jc w:val="left"/>
       </w:pPr>
       <w:r>
         <w:rPr>
@@ -383,6 +405,8 @@
           <w:ilvl w:val="0"/>
           <w:numId w:val="1003"/>
         </w:numPr>
+        <w:spacing w:after="160" w:line="276" w:lineRule="auto"/>
+        <w:jc w:val="left"/>
       </w:pPr>
       <w:r>
         <w:t xml:space="preserve">Approve / reject (reject reason optional).</w:t>
@@ -395,6 +419,8 @@
           <w:ilvl w:val="0"/>
           <w:numId w:val="1003"/>
         </w:numPr>
+        <w:spacing w:after="160" w:line="276" w:lineRule="auto"/>
+        <w:jc w:val="left"/>
       </w:pPr>
       <w:r>
         <w:t xml:space="preserve">Full history also under Audit → Approval history.</w:t>
@@ -559,6 +585,8 @@
     <w:p>
       <w:pPr>
         <w:pStyle w:val="FirstParagraph"/>
+        <w:spacing w:after="160" w:line="276" w:lineRule="auto"/>
+        <w:jc w:val="left"/>
       </w:pPr>
       <w:r>
         <w:t xml:space="preserve">Customer payees: SAME_BANK (linked account) or OTHER_BANK (IFSC/bank name).</w:t>
@@ -580,6 +608,8 @@
     <w:p>
       <w:pPr>
         <w:pStyle w:val="FirstParagraph"/>
+        <w:spacing w:after="160" w:line="276" w:lineRule="auto"/>
+        <w:jc w:val="left"/>
       </w:pPr>
       <w:r>
         <w:t xml:space="preserve">Pending/resolved portal transfers: amount, bank type, destination</w:t>
@@ -631,6 +661,8 @@
     <w:p>
       <w:pPr>
         <w:pStyle w:val="FirstParagraph"/>
+        <w:spacing w:after="160" w:line="276" w:lineRule="auto"/>
+        <w:jc w:val="left"/>
       </w:pPr>
       <w:r>
         <w:t xml:space="preserve">Optional amount gate for same-bank portal transfers.</w:t>
@@ -652,6 +684,8 @@
     <w:p>
       <w:pPr>
         <w:pStyle w:val="FirstParagraph"/>
+        <w:spacing w:after="160" w:line="276" w:lineRule="auto"/>
+        <w:jc w:val="left"/>
       </w:pPr>
       <w:r>
         <w:t xml:space="preserve">Links portal login to customer.</w:t>
@@ -704,9 +738,17 @@
     <w:tbl>
       <w:tblPr>
         <w:tblStyle w:val="Table"/>
-        <w:tblW w:type="pct" w:w="4865"/>
-        <w:tblLayout w:type="fixed"/>
+        <w:tblW w:type="pct" w:w="5000"/>
+        <w:tblLayout w:type="autofit"/>
         <w:tblLook w:firstRow="1" w:lastRow="0" w:firstColumn="0" w:lastColumn="0" w:noHBand="0" w:noVBand="0" w:val="0020"/>
+        <w:tblBorders>
+          <w:top w:val="single" w:sz="4" w:space="0" w:color="CBD5E0"/>
+          <w:left w:val="single" w:sz="4" w:space="0" w:color="CBD5E0"/>
+          <w:bottom w:val="single" w:sz="4" w:space="0" w:color="CBD5E0"/>
+          <w:right w:val="single" w:sz="4" w:space="0" w:color="CBD5E0"/>
+          <w:insideH w:val="single" w:sz="4" w:space="0" w:color="CBD5E0"/>
+          <w:insideV w:val="single" w:sz="4" w:space="0" w:color="CBD5E0"/>
+        </w:tblBorders>
       </w:tblPr>
       <w:tblGrid>
         <w:gridCol w:w="963"/>
@@ -718,37 +760,100 @@
           <w:tblHeader w:val="on"/>
         </w:trPr>
         <w:tc>
-          <w:tcPr/>
+          <w:tcPr>
+            <w:tcMar>
+              <w:top w:w="40" w:type="dxa"/>
+              <w:bottom w:w="40" w:type="dxa"/>
+              <w:left w:w="60" w:type="dxa"/>
+              <w:right w:w="60" w:type="dxa"/>
+            </w:tcMar>
+            <w:shd w:fill="1A365D" w:val="clear"/>
+            <w:tcMar>
+              <w:top w:w="40" w:type="dxa"/>
+              <w:bottom w:w="40" w:type="dxa"/>
+              <w:left w:w="60" w:type="dxa"/>
+              <w:right w:w="60" w:type="dxa"/>
+            </w:tcMar>
+          </w:tcPr>
           <w:p>
             <w:pPr>
               <w:pStyle w:val="Compact"/>
+              <w:spacing w:before="0" w:after="40" w:line="264" w:lineRule="auto"/>
               <w:jc w:val="left"/>
             </w:pPr>
             <w:r>
+              <w:rPr>
+                <w:rFonts w:ascii="Calibri" w:hAnsi="Calibri"/>
+                <w:b/>
+                <w:color w:val="FFFFFF"/>
+                <w:sz w:val="18"/>
+              </w:rPr>
               <w:t xml:space="preserve">Method</w:t>
             </w:r>
           </w:p>
         </w:tc>
         <w:tc>
-          <w:tcPr/>
+          <w:tcPr>
+            <w:tcMar>
+              <w:top w:w="40" w:type="dxa"/>
+              <w:bottom w:w="40" w:type="dxa"/>
+              <w:left w:w="60" w:type="dxa"/>
+              <w:right w:w="60" w:type="dxa"/>
+            </w:tcMar>
+            <w:shd w:fill="1A365D" w:val="clear"/>
+            <w:tcMar>
+              <w:top w:w="40" w:type="dxa"/>
+              <w:bottom w:w="40" w:type="dxa"/>
+              <w:left w:w="60" w:type="dxa"/>
+              <w:right w:w="60" w:type="dxa"/>
+            </w:tcMar>
+          </w:tcPr>
           <w:p>
             <w:pPr>
               <w:pStyle w:val="Compact"/>
+              <w:spacing w:before="0" w:after="40" w:line="264" w:lineRule="auto"/>
               <w:jc w:val="left"/>
             </w:pPr>
             <w:r>
+              <w:rPr>
+                <w:rFonts w:ascii="Calibri" w:hAnsi="Calibri"/>
+                <w:b/>
+                <w:color w:val="FFFFFF"/>
+                <w:sz w:val="18"/>
+              </w:rPr>
               <w:t xml:space="preserve">Path</w:t>
             </w:r>
           </w:p>
         </w:tc>
         <w:tc>
-          <w:tcPr/>
+          <w:tcPr>
+            <w:tcMar>
+              <w:top w:w="40" w:type="dxa"/>
+              <w:bottom w:w="40" w:type="dxa"/>
+              <w:left w:w="60" w:type="dxa"/>
+              <w:right w:w="60" w:type="dxa"/>
+            </w:tcMar>
+            <w:shd w:fill="1A365D" w:val="clear"/>
+            <w:tcMar>
+              <w:top w:w="40" w:type="dxa"/>
+              <w:bottom w:w="40" w:type="dxa"/>
+              <w:left w:w="60" w:type="dxa"/>
+              <w:right w:w="60" w:type="dxa"/>
+            </w:tcMar>
+          </w:tcPr>
           <w:p>
             <w:pPr>
               <w:pStyle w:val="Compact"/>
+              <w:spacing w:before="0" w:after="40" w:line="264" w:lineRule="auto"/>
               <w:jc w:val="left"/>
             </w:pPr>
             <w:r>
+              <w:rPr>
+                <w:rFonts w:ascii="Calibri" w:hAnsi="Calibri"/>
+                <w:b/>
+                <w:color w:val="FFFFFF"/>
+                <w:sz w:val="18"/>
+              </w:rPr>
               <w:t xml:space="preserve">Notes</w:t>
             </w:r>
           </w:p>
@@ -756,149 +861,321 @@
       </w:tr>
       <w:tr>
         <w:tc>
-          <w:tcPr/>
+          <w:tcPr>
+            <w:tcMar>
+              <w:top w:w="40" w:type="dxa"/>
+              <w:bottom w:w="40" w:type="dxa"/>
+              <w:left w:w="60" w:type="dxa"/>
+              <w:right w:w="60" w:type="dxa"/>
+            </w:tcMar>
+            <w:tcMar>
+              <w:top w:w="40" w:type="dxa"/>
+              <w:bottom w:w="40" w:type="dxa"/>
+              <w:left w:w="60" w:type="dxa"/>
+              <w:right w:w="60" w:type="dxa"/>
+            </w:tcMar>
+          </w:tcPr>
           <w:p>
             <w:pPr>
               <w:pStyle w:val="Compact"/>
+              <w:spacing w:before="0" w:after="40" w:line="264" w:lineRule="auto"/>
               <w:jc w:val="left"/>
             </w:pPr>
             <w:r>
+              <w:rPr>
+                <w:rFonts w:ascii="Calibri" w:hAnsi="Calibri"/>
+                <w:sz w:val="18"/>
+              </w:rPr>
               <w:t xml:space="preserve">GET</w:t>
             </w:r>
             <w:r>
+              <w:rPr>
+                <w:rFonts w:ascii="Calibri" w:hAnsi="Calibri"/>
+                <w:sz w:val="18"/>
+              </w:rPr>
               <w:t xml:space="preserve"> </w:t>
             </w:r>
             <w:r>
+              <w:rPr>
+                <w:rFonts w:ascii="Calibri" w:hAnsi="Calibri"/>
+                <w:sz w:val="18"/>
+              </w:rPr>
               <w:t xml:space="preserve">GET</w:t>
             </w:r>
             <w:r>
+              <w:rPr>
+                <w:rFonts w:ascii="Calibri" w:hAnsi="Calibri"/>
+                <w:sz w:val="18"/>
+              </w:rPr>
               <w:t xml:space="preserve"> </w:t>
             </w:r>
             <w:r>
+              <w:rPr>
+                <w:rFonts w:ascii="Calibri" w:hAnsi="Calibri"/>
+                <w:sz w:val="18"/>
+              </w:rPr>
               <w:t xml:space="preserve">GET</w:t>
             </w:r>
             <w:r>
+              <w:rPr>
+                <w:rFonts w:ascii="Calibri" w:hAnsi="Calibri"/>
+                <w:sz w:val="18"/>
+              </w:rPr>
               <w:t xml:space="preserve"> </w:t>
             </w:r>
             <w:r>
+              <w:rPr>
+                <w:rFonts w:ascii="Calibri" w:hAnsi="Calibri"/>
+                <w:sz w:val="18"/>
+              </w:rPr>
               <w:t xml:space="preserve">POST</w:t>
             </w:r>
           </w:p>
         </w:tc>
         <w:tc>
-          <w:tcPr/>
+          <w:tcPr>
+            <w:tcMar>
+              <w:top w:w="40" w:type="dxa"/>
+              <w:bottom w:w="40" w:type="dxa"/>
+              <w:left w:w="60" w:type="dxa"/>
+              <w:right w:w="60" w:type="dxa"/>
+            </w:tcMar>
+            <w:tcMar>
+              <w:top w:w="40" w:type="dxa"/>
+              <w:bottom w:w="40" w:type="dxa"/>
+              <w:left w:w="60" w:type="dxa"/>
+              <w:right w:w="60" w:type="dxa"/>
+            </w:tcMar>
+          </w:tcPr>
           <w:p>
             <w:pPr>
               <w:pStyle w:val="Compact"/>
+              <w:spacing w:before="0" w:after="40" w:line="264" w:lineRule="auto"/>
               <w:jc w:val="left"/>
             </w:pPr>
             <w:r>
               <w:rPr>
                 <w:rStyle w:val="VerbatimChar"/>
+                <w:rFonts w:ascii="Calibri" w:hAnsi="Calibri"/>
+                <w:sz w:val="18"/>
               </w:rPr>
               <w:t xml:space="preserve">/portal/accounts</w:t>
             </w:r>
             <w:r>
+              <w:rPr>
+                <w:rFonts w:ascii="Calibri" w:hAnsi="Calibri"/>
+                <w:sz w:val="18"/>
+              </w:rPr>
               <w:t xml:space="preserve"> </w:t>
             </w:r>
             <w:r>
               <w:rPr>
                 <w:rStyle w:val="VerbatimChar"/>
+                <w:rFonts w:ascii="Calibri" w:hAnsi="Calibri"/>
+                <w:sz w:val="18"/>
               </w:rPr>
               <w:t xml:space="preserve">/portal/accounts/{id}</w:t>
             </w:r>
             <w:r>
+              <w:rPr>
+                <w:rFonts w:ascii="Calibri" w:hAnsi="Calibri"/>
+                <w:sz w:val="18"/>
+              </w:rPr>
               <w:t xml:space="preserve"> </w:t>
             </w:r>
             <w:r>
               <w:rPr>
                 <w:rStyle w:val="VerbatimChar"/>
+                <w:rFonts w:ascii="Calibri" w:hAnsi="Calibri"/>
+                <w:sz w:val="18"/>
               </w:rPr>
               <w:t xml:space="preserve">/portal/accounts/{id}/transactions</w:t>
             </w:r>
             <w:r>
+              <w:rPr>
+                <w:rFonts w:ascii="Calibri" w:hAnsi="Calibri"/>
+                <w:sz w:val="18"/>
+              </w:rPr>
               <w:t xml:space="preserve"> </w:t>
             </w:r>
             <w:r>
               <w:rPr>
                 <w:rStyle w:val="VerbatimChar"/>
+                <w:rFonts w:ascii="Calibri" w:hAnsi="Calibri"/>
+                <w:sz w:val="18"/>
               </w:rPr>
               <w:t xml:space="preserve">/portal/accounts/{id}/transfer</w:t>
             </w:r>
           </w:p>
         </w:tc>
         <w:tc>
-          <w:tcPr/>
+          <w:tcPr>
+            <w:tcMar>
+              <w:top w:w="40" w:type="dxa"/>
+              <w:bottom w:w="40" w:type="dxa"/>
+              <w:left w:w="60" w:type="dxa"/>
+              <w:right w:w="60" w:type="dxa"/>
+            </w:tcMar>
+            <w:tcMar>
+              <w:top w:w="40" w:type="dxa"/>
+              <w:bottom w:w="40" w:type="dxa"/>
+              <w:left w:w="60" w:type="dxa"/>
+              <w:right w:w="60" w:type="dxa"/>
+            </w:tcMar>
+          </w:tcPr>
           <w:p>
             <w:pPr>
               <w:pStyle w:val="Compact"/>
+              <w:spacing w:before="0" w:after="40" w:line="264" w:lineRule="auto"/>
               <w:jc w:val="left"/>
             </w:pPr>
             <w:r>
+              <w:rPr>
+                <w:rFonts w:ascii="Calibri" w:hAnsi="Calibri"/>
+                <w:sz w:val="18"/>
+              </w:rPr>
               <w:t xml:space="preserve">Own accounts</w:t>
             </w:r>
             <w:r>
-              <w:t xml:space="preserve"> </w:t>
-            </w:r>
-            <w:r>
-              <w:t xml:space="preserve">Own account</w:t>
-            </w:r>
-            <w:r>
-              <w:t xml:space="preserve"> </w:t>
-            </w:r>
-            <w:r>
-              <w:t xml:space="preserve">Paged ledger</w:t>
-            </w:r>
-            <w:r>
-              <w:t xml:space="preserve"> </w:t>
-            </w:r>
-            <w:r>
-              <w:t xml:space="preserve">Body:</w:t>
-            </w:r>
-            <w:r>
-              <w:t xml:space="preserve"> </w:t>
-            </w:r>
-            <w:r>
-              <w:t xml:space="preserve">beneficiaryId</w:t>
-            </w:r>
-            <w:r>
+              <w:rPr>
+                <w:rFonts w:ascii="Calibri" w:hAnsi="Calibri"/>
+                <w:sz w:val="18"/>
+              </w:rPr>
               <w:t xml:space="preserve"> </w:t>
             </w:r>
             <w:r>
               <w:rPr>
+                <w:rFonts w:ascii="Calibri" w:hAnsi="Calibri"/>
+                <w:sz w:val="18"/>
+              </w:rPr>
+              <w:t xml:space="preserve">Own account</w:t>
+            </w:r>
+            <w:r>
+              <w:rPr>
+                <w:rFonts w:ascii="Calibri" w:hAnsi="Calibri"/>
+                <w:sz w:val="18"/>
+              </w:rPr>
+              <w:t xml:space="preserve"> </w:t>
+            </w:r>
+            <w:r>
+              <w:rPr>
+                <w:rFonts w:ascii="Calibri" w:hAnsi="Calibri"/>
+                <w:sz w:val="18"/>
+              </w:rPr>
+              <w:t xml:space="preserve">Paged ledger</w:t>
+            </w:r>
+            <w:r>
+              <w:rPr>
+                <w:rFonts w:ascii="Calibri" w:hAnsi="Calibri"/>
+                <w:sz w:val="18"/>
+              </w:rPr>
+              <w:t xml:space="preserve"> </w:t>
+            </w:r>
+            <w:r>
+              <w:rPr>
+                <w:rFonts w:ascii="Calibri" w:hAnsi="Calibri"/>
+                <w:sz w:val="18"/>
+              </w:rPr>
+              <w:t xml:space="preserve">Body:</w:t>
+            </w:r>
+            <w:r>
+              <w:rPr>
+                <w:rFonts w:ascii="Calibri" w:hAnsi="Calibri"/>
+                <w:sz w:val="18"/>
+              </w:rPr>
+              <w:t xml:space="preserve"> </w:t>
+            </w:r>
+            <w:r>
+              <w:rPr>
+                <w:rFonts w:ascii="Calibri" w:hAnsi="Calibri"/>
+                <w:sz w:val="18"/>
+              </w:rPr>
+              <w:t xml:space="preserve">beneficiaryId</w:t>
+            </w:r>
+            <w:r>
+              <w:rPr>
+                <w:rFonts w:ascii="Calibri" w:hAnsi="Calibri"/>
+                <w:sz w:val="18"/>
+              </w:rPr>
+              <w:t xml:space="preserve"> </w:t>
+            </w:r>
+            <w:r>
+              <w:rPr>
+                <w:rFonts w:ascii="Calibri" w:hAnsi="Calibri"/>
                 <w:b/>
                 <w:bCs/>
+                <w:sz w:val="18"/>
               </w:rPr>
               <w:t xml:space="preserve">or</w:t>
             </w:r>
             <w:r>
+              <w:rPr>
+                <w:rFonts w:ascii="Calibri" w:hAnsi="Calibri"/>
+                <w:sz w:val="18"/>
+              </w:rPr>
               <w:t xml:space="preserve"> </w:t>
             </w:r>
             <w:r>
+              <w:rPr>
+                <w:rFonts w:ascii="Calibri" w:hAnsi="Calibri"/>
+                <w:sz w:val="18"/>
+              </w:rPr>
               <w:t xml:space="preserve">toAccountNumber +</w:t>
             </w:r>
             <w:r>
+              <w:rPr>
+                <w:rFonts w:ascii="Calibri" w:hAnsi="Calibri"/>
+                <w:sz w:val="18"/>
+              </w:rPr>
               <w:t xml:space="preserve"> </w:t>
             </w:r>
             <w:r>
+              <w:rPr>
+                <w:rFonts w:ascii="Calibri" w:hAnsi="Calibri"/>
+                <w:sz w:val="18"/>
+              </w:rPr>
               <w:t xml:space="preserve">amount</w:t>
             </w:r>
             <w:r>
+              <w:rPr>
+                <w:rFonts w:ascii="Calibri" w:hAnsi="Calibri"/>
+                <w:sz w:val="18"/>
+              </w:rPr>
               <w:t xml:space="preserve"> </w:t>
             </w:r>
             <w:r>
+              <w:rPr>
+                <w:rFonts w:ascii="Calibri" w:hAnsi="Calibri"/>
+                <w:sz w:val="18"/>
+              </w:rPr>
               <w:t xml:space="preserve">Active list</w:t>
             </w:r>
             <w:r>
+              <w:rPr>
+                <w:rFonts w:ascii="Calibri" w:hAnsi="Calibri"/>
+                <w:sz w:val="18"/>
+              </w:rPr>
               <w:t xml:space="preserve"> </w:t>
             </w:r>
             <w:r>
+              <w:rPr>
+                <w:rFonts w:ascii="Calibri" w:hAnsi="Calibri"/>
+                <w:sz w:val="18"/>
+              </w:rPr>
               <w:t xml:space="preserve">Create</w:t>
             </w:r>
             <w:r>
+              <w:rPr>
+                <w:rFonts w:ascii="Calibri" w:hAnsi="Calibri"/>
+                <w:sz w:val="18"/>
+              </w:rPr>
               <w:t xml:space="preserve"> </w:t>
             </w:r>
             <w:r>
+              <w:rPr>
+                <w:rFonts w:ascii="Calibri" w:hAnsi="Calibri"/>
+                <w:sz w:val="18"/>
+              </w:rPr>
               <w:t xml:space="preserve">Soft deactivate</w:t>
             </w:r>
           </w:p>
@@ -942,9 +1219,17 @@
     <w:tbl>
       <w:tblPr>
         <w:tblStyle w:val="Table"/>
-        <w:tblW w:type="pct" w:w="4865"/>
-        <w:tblLayout w:type="fixed"/>
+        <w:tblW w:type="pct" w:w="5000"/>
+        <w:tblLayout w:type="autofit"/>
         <w:tblLook w:firstRow="1" w:lastRow="0" w:firstColumn="0" w:lastColumn="0" w:noHBand="0" w:noVBand="0" w:val="0020"/>
+        <w:tblBorders>
+          <w:top w:val="single" w:sz="4" w:space="0" w:color="CBD5E0"/>
+          <w:left w:val="single" w:sz="4" w:space="0" w:color="CBD5E0"/>
+          <w:bottom w:val="single" w:sz="4" w:space="0" w:color="CBD5E0"/>
+          <w:right w:val="single" w:sz="4" w:space="0" w:color="CBD5E0"/>
+          <w:insideH w:val="single" w:sz="4" w:space="0" w:color="CBD5E0"/>
+          <w:insideV w:val="single" w:sz="4" w:space="0" w:color="CBD5E0"/>
+        </w:tblBorders>
       </w:tblPr>
       <w:tblGrid>
         <w:gridCol w:w="963"/>
@@ -956,37 +1241,100 @@
           <w:tblHeader w:val="on"/>
         </w:trPr>
         <w:tc>
-          <w:tcPr/>
+          <w:tcPr>
+            <w:tcMar>
+              <w:top w:w="40" w:type="dxa"/>
+              <w:bottom w:w="40" w:type="dxa"/>
+              <w:left w:w="60" w:type="dxa"/>
+              <w:right w:w="60" w:type="dxa"/>
+            </w:tcMar>
+            <w:shd w:fill="1A365D" w:val="clear"/>
+            <w:tcMar>
+              <w:top w:w="40" w:type="dxa"/>
+              <w:bottom w:w="40" w:type="dxa"/>
+              <w:left w:w="60" w:type="dxa"/>
+              <w:right w:w="60" w:type="dxa"/>
+            </w:tcMar>
+          </w:tcPr>
           <w:p>
             <w:pPr>
               <w:pStyle w:val="Compact"/>
+              <w:spacing w:before="0" w:after="40" w:line="264" w:lineRule="auto"/>
               <w:jc w:val="left"/>
             </w:pPr>
             <w:r>
+              <w:rPr>
+                <w:rFonts w:ascii="Calibri" w:hAnsi="Calibri"/>
+                <w:b/>
+                <w:color w:val="FFFFFF"/>
+                <w:sz w:val="18"/>
+              </w:rPr>
               <w:t xml:space="preserve">Method</w:t>
             </w:r>
           </w:p>
         </w:tc>
         <w:tc>
-          <w:tcPr/>
+          <w:tcPr>
+            <w:tcMar>
+              <w:top w:w="40" w:type="dxa"/>
+              <w:bottom w:w="40" w:type="dxa"/>
+              <w:left w:w="60" w:type="dxa"/>
+              <w:right w:w="60" w:type="dxa"/>
+            </w:tcMar>
+            <w:shd w:fill="1A365D" w:val="clear"/>
+            <w:tcMar>
+              <w:top w:w="40" w:type="dxa"/>
+              <w:bottom w:w="40" w:type="dxa"/>
+              <w:left w:w="60" w:type="dxa"/>
+              <w:right w:w="60" w:type="dxa"/>
+            </w:tcMar>
+          </w:tcPr>
           <w:p>
             <w:pPr>
               <w:pStyle w:val="Compact"/>
+              <w:spacing w:before="0" w:after="40" w:line="264" w:lineRule="auto"/>
               <w:jc w:val="left"/>
             </w:pPr>
             <w:r>
+              <w:rPr>
+                <w:rFonts w:ascii="Calibri" w:hAnsi="Calibri"/>
+                <w:b/>
+                <w:color w:val="FFFFFF"/>
+                <w:sz w:val="18"/>
+              </w:rPr>
               <w:t xml:space="preserve">Path</w:t>
             </w:r>
           </w:p>
         </w:tc>
         <w:tc>
-          <w:tcPr/>
+          <w:tcPr>
+            <w:tcMar>
+              <w:top w:w="40" w:type="dxa"/>
+              <w:bottom w:w="40" w:type="dxa"/>
+              <w:left w:w="60" w:type="dxa"/>
+              <w:right w:w="60" w:type="dxa"/>
+            </w:tcMar>
+            <w:shd w:fill="1A365D" w:val="clear"/>
+            <w:tcMar>
+              <w:top w:w="40" w:type="dxa"/>
+              <w:bottom w:w="40" w:type="dxa"/>
+              <w:left w:w="60" w:type="dxa"/>
+              <w:right w:w="60" w:type="dxa"/>
+            </w:tcMar>
+          </w:tcPr>
           <w:p>
             <w:pPr>
               <w:pStyle w:val="Compact"/>
+              <w:spacing w:before="0" w:after="40" w:line="264" w:lineRule="auto"/>
               <w:jc w:val="left"/>
             </w:pPr>
             <w:r>
+              <w:rPr>
+                <w:rFonts w:ascii="Calibri" w:hAnsi="Calibri"/>
+                <w:b/>
+                <w:color w:val="FFFFFF"/>
+                <w:sz w:val="18"/>
+              </w:rPr>
               <w:t xml:space="preserve">Notes</w:t>
             </w:r>
           </w:p>
@@ -994,79 +1342,165 @@
       </w:tr>
       <w:tr>
         <w:tc>
-          <w:tcPr/>
+          <w:tcPr>
+            <w:tcMar>
+              <w:top w:w="40" w:type="dxa"/>
+              <w:bottom w:w="40" w:type="dxa"/>
+              <w:left w:w="60" w:type="dxa"/>
+              <w:right w:w="60" w:type="dxa"/>
+            </w:tcMar>
+            <w:tcMar>
+              <w:top w:w="40" w:type="dxa"/>
+              <w:bottom w:w="40" w:type="dxa"/>
+              <w:left w:w="60" w:type="dxa"/>
+              <w:right w:w="60" w:type="dxa"/>
+            </w:tcMar>
+          </w:tcPr>
           <w:p>
             <w:pPr>
               <w:pStyle w:val="Compact"/>
+              <w:spacing w:before="0" w:after="40" w:line="264" w:lineRule="auto"/>
               <w:jc w:val="left"/>
             </w:pPr>
             <w:r>
+              <w:rPr>
+                <w:rFonts w:ascii="Calibri" w:hAnsi="Calibri"/>
+                <w:sz w:val="18"/>
+              </w:rPr>
               <w:t xml:space="preserve">GET</w:t>
             </w:r>
             <w:r>
+              <w:rPr>
+                <w:rFonts w:ascii="Calibri" w:hAnsi="Calibri"/>
+                <w:sz w:val="18"/>
+              </w:rPr>
               <w:t xml:space="preserve"> </w:t>
             </w:r>
             <w:r>
+              <w:rPr>
+                <w:rFonts w:ascii="Calibri" w:hAnsi="Calibri"/>
+                <w:sz w:val="18"/>
+              </w:rPr>
               <w:t xml:space="preserve">GET</w:t>
             </w:r>
           </w:p>
         </w:tc>
         <w:tc>
-          <w:tcPr/>
+          <w:tcPr>
+            <w:tcMar>
+              <w:top w:w="40" w:type="dxa"/>
+              <w:bottom w:w="40" w:type="dxa"/>
+              <w:left w:w="60" w:type="dxa"/>
+              <w:right w:w="60" w:type="dxa"/>
+            </w:tcMar>
+            <w:tcMar>
+              <w:top w:w="40" w:type="dxa"/>
+              <w:bottom w:w="40" w:type="dxa"/>
+              <w:left w:w="60" w:type="dxa"/>
+              <w:right w:w="60" w:type="dxa"/>
+            </w:tcMar>
+          </w:tcPr>
           <w:p>
             <w:pPr>
               <w:pStyle w:val="Compact"/>
+              <w:spacing w:before="0" w:after="40" w:line="264" w:lineRule="auto"/>
               <w:jc w:val="left"/>
             </w:pPr>
             <w:r>
               <w:rPr>
                 <w:rStyle w:val="VerbatimChar"/>
+                <w:rFonts w:ascii="Calibri" w:hAnsi="Calibri"/>
+                <w:sz w:val="18"/>
               </w:rPr>
               <w:t xml:space="preserve">/transfer-approvals</w:t>
             </w:r>
             <w:r>
+              <w:rPr>
+                <w:rFonts w:ascii="Calibri" w:hAnsi="Calibri"/>
+                <w:sz w:val="18"/>
+              </w:rPr>
               <w:t xml:space="preserve"> </w:t>
             </w:r>
             <w:r>
               <w:rPr>
                 <w:rStyle w:val="VerbatimChar"/>
+                <w:rFonts w:ascii="Calibri" w:hAnsi="Calibri"/>
+                <w:sz w:val="18"/>
               </w:rPr>
               <w:t xml:space="preserve">/transfer-approvals/my- history</w:t>
             </w:r>
             <w:r>
+              <w:rPr>
+                <w:rFonts w:ascii="Calibri" w:hAnsi="Calibri"/>
+                <w:sz w:val="18"/>
+              </w:rPr>
               <w:t xml:space="preserve"> </w:t>
             </w:r>
             <w:r>
               <w:rPr>
                 <w:rStyle w:val="VerbatimChar"/>
+                <w:rFonts w:ascii="Calibri" w:hAnsi="Calibri"/>
+                <w:sz w:val="18"/>
               </w:rPr>
               <w:t xml:space="preserve">/transfer-approvals/{id}/ approve</w:t>
             </w:r>
             <w:r>
+              <w:rPr>
+                <w:rFonts w:ascii="Calibri" w:hAnsi="Calibri"/>
+                <w:sz w:val="18"/>
+              </w:rPr>
               <w:t xml:space="preserve"> </w:t>
             </w:r>
             <w:r>
               <w:rPr>
                 <w:rStyle w:val="VerbatimChar"/>
+                <w:rFonts w:ascii="Calibri" w:hAnsi="Calibri"/>
+                <w:sz w:val="18"/>
               </w:rPr>
               <w:t xml:space="preserve">/transfer-approvals/{id}/ reject</w:t>
             </w:r>
           </w:p>
         </w:tc>
         <w:tc>
-          <w:tcPr/>
+          <w:tcPr>
+            <w:tcMar>
+              <w:top w:w="40" w:type="dxa"/>
+              <w:bottom w:w="40" w:type="dxa"/>
+              <w:left w:w="60" w:type="dxa"/>
+              <w:right w:w="60" w:type="dxa"/>
+            </w:tcMar>
+            <w:tcMar>
+              <w:top w:w="40" w:type="dxa"/>
+              <w:bottom w:w="40" w:type="dxa"/>
+              <w:left w:w="60" w:type="dxa"/>
+              <w:right w:w="60" w:type="dxa"/>
+            </w:tcMar>
+          </w:tcPr>
           <w:p>
             <w:pPr>
               <w:pStyle w:val="Compact"/>
+              <w:spacing w:before="0" w:after="40" w:line="264" w:lineRule="auto"/>
               <w:jc w:val="left"/>
             </w:pPr>
             <w:r>
+              <w:rPr>
+                <w:rFonts w:ascii="Calibri" w:hAnsi="Calibri"/>
+                <w:sz w:val="18"/>
+              </w:rPr>
               <w:t xml:space="preserve">Pending</w:t>
             </w:r>
             <w:r>
+              <w:rPr>
+                <w:rFonts w:ascii="Calibri" w:hAnsi="Calibri"/>
+                <w:sz w:val="18"/>
+              </w:rPr>
               <w:t xml:space="preserve"> </w:t>
             </w:r>
             <w:r>
+              <w:rPr>
+                <w:rFonts w:ascii="Calibri" w:hAnsi="Calibri"/>
+                <w:sz w:val="18"/>
+              </w:rPr>
               <w:t xml:space="preserve">Current user’s resolutions</w:t>
             </w:r>
           </w:p>
@@ -1087,6 +1521,8 @@
     <w:p>
       <w:pPr>
         <w:pStyle w:val="FirstParagraph"/>
+        <w:spacing w:after="160" w:line="276" w:lineRule="auto"/>
+        <w:jc w:val="left"/>
       </w:pPr>
       <w:r>
         <w:rPr>
@@ -1255,6 +1691,8 @@
           <w:ilvl w:val="0"/>
           <w:numId w:val="1004"/>
         </w:numPr>
+        <w:spacing w:after="160" w:line="276" w:lineRule="auto"/>
+        <w:jc w:val="left"/>
       </w:pPr>
       <w:r>
         <w:t xml:space="preserve">Portal can only touch own accounts.</w:t>
@@ -1267,6 +1705,8 @@
           <w:ilvl w:val="0"/>
           <w:numId w:val="1004"/>
         </w:numPr>
+        <w:spacing w:after="160" w:line="276" w:lineRule="auto"/>
+        <w:jc w:val="left"/>
       </w:pPr>
       <w:r>
         <w:t xml:space="preserve">OTHER_BANK always needs approval.</w:t>
@@ -1279,6 +1719,8 @@
           <w:ilvl w:val="0"/>
           <w:numId w:val="1004"/>
         </w:numPr>
+        <w:spacing w:after="160" w:line="276" w:lineRule="auto"/>
+        <w:jc w:val="left"/>
       </w:pPr>
       <w:r>
         <w:t xml:space="preserve">Same-bank needs approval when amount ≥ customer threshold (if set).</w:t>
@@ -1291,6 +1733,8 @@
           <w:ilvl w:val="0"/>
           <w:numId w:val="1004"/>
         </w:numPr>
+        <w:spacing w:after="160" w:line="276" w:lineRule="auto"/>
+        <w:jc w:val="left"/>
       </w:pPr>
       <w:r>
         <w:t xml:space="preserve">Cannot add own account as beneficiary; quick transfer to own account</w:t>
@@ -1315,6 +1759,8 @@
     <w:p>
       <w:pPr>
         <w:pStyle w:val="FirstParagraph"/>
+        <w:spacing w:after="160" w:line="276" w:lineRule="auto"/>
+        <w:jc w:val="left"/>
       </w:pPr>
       <w:r>
         <w:t xml:space="preserve">Portal authority separate from staff; JWT roles drive Angular</w:t>
@@ -1348,6 +1794,8 @@
     <w:p>
       <w:pPr>
         <w:pStyle w:val="FirstParagraph"/>
+        <w:spacing w:after="160" w:line="276" w:lineRule="auto"/>
+        <w:jc w:val="left"/>
       </w:pPr>
       <w:r>
         <w:t xml:space="preserve">Portal transfer request / execute and beneficiary changes write</w:t>
@@ -1385,6 +1833,8 @@
           <w:ilvl w:val="0"/>
           <w:numId w:val="1005"/>
         </w:numPr>
+        <w:spacing w:after="160" w:line="276" w:lineRule="auto"/>
+        <w:jc w:val="left"/>
       </w:pPr>
       <w:r>
         <w:t xml:space="preserve">Low-amount same-bank → EXECUTED</w:t>
@@ -1397,6 +1847,8 @@
           <w:ilvl w:val="0"/>
           <w:numId w:val="1005"/>
         </w:numPr>
+        <w:spacing w:after="160" w:line="276" w:lineRule="auto"/>
+        <w:jc w:val="left"/>
       </w:pPr>
       <w:r>
         <w:t xml:space="preserve">High-amount / other-bank → PENDING → staff approve</w:t>
@@ -1409,6 +1861,8 @@
           <w:ilvl w:val="0"/>
           <w:numId w:val="1005"/>
         </w:numPr>
+        <w:spacing w:after="160" w:line="276" w:lineRule="auto"/>
+        <w:jc w:val="left"/>
       </w:pPr>
       <w:r>
         <w:t xml:space="preserve">Reject → REJECTED, no ledger move</w:t>
@@ -1427,6 +1881,8 @@
     <w:p>
       <w:pPr>
         <w:pStyle w:val="FirstParagraph"/>
+        <w:spacing w:after="160" w:line="276" w:lineRule="auto"/>
+        <w:jc w:val="left"/>
       </w:pPr>
       <w:r>
         <w:t xml:space="preserve">Own-account internal move; external settlement saga; idempotency keys —</w:t>
@@ -1439,6 +1895,10 @@
       </w:r>
     </w:p>
     <w:p>
+      <w:pPr>
+        <w:spacing w:after="160" w:line="276" w:lineRule="auto"/>
+        <w:jc w:val="left"/>
+      </w:pPr>
       <w:r>
         <w:pict>
           <v:rect style="width:0;height:1.5pt" o:hralign="center" o:hrstd="t" o:hr="t"/>
@@ -1468,9 +1928,17 @@
     <w:tbl>
       <w:tblPr>
         <w:tblStyle w:val="Table"/>
-        <w:tblW w:type="pct" w:w="4865"/>
-        <w:tblLayout w:type="fixed"/>
+        <w:tblW w:type="pct" w:w="5000"/>
+        <w:tblLayout w:type="autofit"/>
         <w:tblLook w:firstRow="1" w:lastRow="0" w:firstColumn="0" w:lastColumn="0" w:noHBand="0" w:noVBand="0" w:val="0020"/>
+        <w:tblBorders>
+          <w:top w:val="single" w:sz="4" w:space="0" w:color="CBD5E0"/>
+          <w:left w:val="single" w:sz="4" w:space="0" w:color="CBD5E0"/>
+          <w:bottom w:val="single" w:sz="4" w:space="0" w:color="CBD5E0"/>
+          <w:right w:val="single" w:sz="4" w:space="0" w:color="CBD5E0"/>
+          <w:insideH w:val="single" w:sz="4" w:space="0" w:color="CBD5E0"/>
+          <w:insideV w:val="single" w:sz="4" w:space="0" w:color="CBD5E0"/>
+        </w:tblBorders>
       </w:tblPr>
       <w:tblGrid>
         <w:gridCol w:w="963"/>
@@ -1481,25 +1949,67 @@
           <w:tblHeader w:val="on"/>
         </w:trPr>
         <w:tc>
-          <w:tcPr/>
+          <w:tcPr>
+            <w:tcMar>
+              <w:top w:w="40" w:type="dxa"/>
+              <w:bottom w:w="40" w:type="dxa"/>
+              <w:left w:w="60" w:type="dxa"/>
+              <w:right w:w="60" w:type="dxa"/>
+            </w:tcMar>
+            <w:shd w:fill="1A365D" w:val="clear"/>
+            <w:tcMar>
+              <w:top w:w="40" w:type="dxa"/>
+              <w:bottom w:w="40" w:type="dxa"/>
+              <w:left w:w="60" w:type="dxa"/>
+              <w:right w:w="60" w:type="dxa"/>
+            </w:tcMar>
+          </w:tcPr>
           <w:p>
             <w:pPr>
               <w:pStyle w:val="Compact"/>
+              <w:spacing w:before="0" w:after="40" w:line="264" w:lineRule="auto"/>
               <w:jc w:val="left"/>
             </w:pPr>
             <w:r>
+              <w:rPr>
+                <w:rFonts w:ascii="Calibri" w:hAnsi="Calibri"/>
+                <w:b/>
+                <w:color w:val="FFFFFF"/>
+                <w:sz w:val="18"/>
+              </w:rPr>
               <w:t xml:space="preserve">Item</w:t>
             </w:r>
           </w:p>
         </w:tc>
         <w:tc>
-          <w:tcPr/>
+          <w:tcPr>
+            <w:tcMar>
+              <w:top w:w="40" w:type="dxa"/>
+              <w:bottom w:w="40" w:type="dxa"/>
+              <w:left w:w="60" w:type="dxa"/>
+              <w:right w:w="60" w:type="dxa"/>
+            </w:tcMar>
+            <w:shd w:fill="1A365D" w:val="clear"/>
+            <w:tcMar>
+              <w:top w:w="40" w:type="dxa"/>
+              <w:bottom w:w="40" w:type="dxa"/>
+              <w:left w:w="60" w:type="dxa"/>
+              <w:right w:w="60" w:type="dxa"/>
+            </w:tcMar>
+          </w:tcPr>
           <w:p>
             <w:pPr>
               <w:pStyle w:val="Compact"/>
+              <w:spacing w:before="0" w:after="40" w:line="264" w:lineRule="auto"/>
               <w:jc w:val="left"/>
             </w:pPr>
             <w:r>
+              <w:rPr>
+                <w:rFonts w:ascii="Calibri" w:hAnsi="Calibri"/>
+                <w:b/>
+                <w:color w:val="FFFFFF"/>
+                <w:sz w:val="18"/>
+              </w:rPr>
               <w:t xml:space="preserve">Detail</w:t>
             </w:r>
           </w:p>
@@ -1507,58 +2017,126 @@
       </w:tr>
       <w:tr>
         <w:tc>
-          <w:tcPr/>
+          <w:tcPr>
+            <w:tcMar>
+              <w:top w:w="40" w:type="dxa"/>
+              <w:bottom w:w="40" w:type="dxa"/>
+              <w:left w:w="60" w:type="dxa"/>
+              <w:right w:w="60" w:type="dxa"/>
+            </w:tcMar>
+            <w:tcMar>
+              <w:top w:w="40" w:type="dxa"/>
+              <w:bottom w:w="40" w:type="dxa"/>
+              <w:left w:w="60" w:type="dxa"/>
+              <w:right w:w="60" w:type="dxa"/>
+            </w:tcMar>
+          </w:tcPr>
           <w:p>
             <w:pPr>
               <w:pStyle w:val="Compact"/>
+              <w:spacing w:before="0" w:after="40" w:line="264" w:lineRule="auto"/>
               <w:jc w:val="left"/>
             </w:pPr>
             <w:r>
+              <w:rPr>
+                <w:rFonts w:ascii="Calibri" w:hAnsi="Calibri"/>
+                <w:sz w:val="18"/>
+              </w:rPr>
               <w:t xml:space="preserve">Files</w:t>
             </w:r>
           </w:p>
         </w:tc>
         <w:tc>
-          <w:tcPr/>
+          <w:tcPr>
+            <w:tcMar>
+              <w:top w:w="40" w:type="dxa"/>
+              <w:bottom w:w="40" w:type="dxa"/>
+              <w:left w:w="60" w:type="dxa"/>
+              <w:right w:w="60" w:type="dxa"/>
+            </w:tcMar>
+            <w:tcMar>
+              <w:top w:w="40" w:type="dxa"/>
+              <w:bottom w:w="40" w:type="dxa"/>
+              <w:left w:w="60" w:type="dxa"/>
+              <w:right w:w="60" w:type="dxa"/>
+            </w:tcMar>
+          </w:tcPr>
           <w:p>
             <w:pPr>
               <w:pStyle w:val="Compact"/>
+              <w:spacing w:before="0" w:after="40" w:line="264" w:lineRule="auto"/>
               <w:jc w:val="left"/>
             </w:pPr>
             <w:r>
               <w:rPr>
                 <w:rStyle w:val="VerbatimChar"/>
+                <w:rFonts w:ascii="Calibri" w:hAnsi="Calibri"/>
+                <w:sz w:val="18"/>
               </w:rPr>
               <w:t xml:space="preserve">PortalTransferService</w:t>
             </w:r>
             <w:r>
+              <w:rPr>
+                <w:rFonts w:ascii="Calibri" w:hAnsi="Calibri"/>
+                <w:sz w:val="18"/>
+              </w:rPr>
               <w:t xml:space="preserve"> </w:t>
             </w:r>
             <w:r>
+              <w:rPr>
+                <w:rFonts w:ascii="Calibri" w:hAnsi="Calibri"/>
+                <w:sz w:val="18"/>
+              </w:rPr>
               <w:t xml:space="preserve">(lift own-account block); UI transfer</w:t>
             </w:r>
             <w:r>
+              <w:rPr>
+                <w:rFonts w:ascii="Calibri" w:hAnsi="Calibri"/>
+                <w:sz w:val="18"/>
+              </w:rPr>
               <w:t xml:space="preserve"> </w:t>
             </w:r>
             <w:r>
+              <w:rPr>
+                <w:rFonts w:ascii="Calibri" w:hAnsi="Calibri"/>
+                <w:sz w:val="18"/>
+              </w:rPr>
               <w:t xml:space="preserve">mode</w:t>
             </w:r>
             <w:r>
+              <w:rPr>
+                <w:rFonts w:ascii="Calibri" w:hAnsi="Calibri"/>
+                <w:sz w:val="18"/>
+              </w:rPr>
               <w:t xml:space="preserve"> </w:t>
             </w:r>
             <w:r>
+              <w:rPr>
+                <w:rFonts w:ascii="Calibri" w:hAnsi="Calibri"/>
+                <w:sz w:val="18"/>
+              </w:rPr>
               <w:t xml:space="preserve">Still uses</w:t>
             </w:r>
             <w:r>
+              <w:rPr>
+                <w:rFonts w:ascii="Calibri" w:hAnsi="Calibri"/>
+                <w:sz w:val="18"/>
+              </w:rPr>
               <w:t xml:space="preserve"> </w:t>
             </w:r>
             <w:r>
               <w:rPr>
                 <w:rStyle w:val="VerbatimChar"/>
+                <w:rFonts w:ascii="Calibri" w:hAnsi="Calibri"/>
+                <w:sz w:val="18"/>
               </w:rPr>
               <w:t xml:space="preserve">AccountService.transfer</w:t>
             </w:r>
             <w:r>
+              <w:rPr>
+                <w:rFonts w:ascii="Calibri" w:hAnsi="Calibri"/>
+                <w:sz w:val="18"/>
+              </w:rPr>
               <w:t xml:space="preserve">; audit PORTAL_TRANSFER</w:t>
             </w:r>
           </w:p>
